--- a/02. Hồ sơ khoa học đề cương - MẪU/Phiếu chấm điểm HĐ đề cương.docx
+++ b/02. Hồ sơ khoa học đề cương - MẪU/Phiếu chấm điểm HĐ đề cương.docx
@@ -460,7 +460,7 @@
                 <w:sz w:val="26"/>
                 <w:szCs w:val="26"/>
               </w:rPr>
-              <w:t>Hà Nội, ngày</w:t>
+              <w:t>Hà Nội, ngày     tháng     năm {{NAM}}</w:t>
             </w:r>
             <w:r>
               <w:rPr>
@@ -468,7 +468,6 @@
                 <w:sz w:val="26"/>
                 <w:szCs w:val="26"/>
               </w:rPr>
-              <w:t xml:space="preserve"> </w:t>
             </w:r>
             <w:r>
               <w:rPr>
@@ -477,7 +476,6 @@
                 <w:szCs w:val="26"/>
                 <w:lang w:val="vi-VN"/>
               </w:rPr>
-              <w:t xml:space="preserve">   </w:t>
             </w:r>
             <w:r>
               <w:rPr>
@@ -485,7 +483,6 @@
                 <w:sz w:val="26"/>
                 <w:szCs w:val="26"/>
               </w:rPr>
-              <w:t xml:space="preserve"> tháng </w:t>
             </w:r>
             <w:r>
               <w:rPr>
@@ -494,7 +491,6 @@
                 <w:szCs w:val="26"/>
                 <w:lang w:val="vi-VN"/>
               </w:rPr>
-              <w:t xml:space="preserve">   </w:t>
             </w:r>
             <w:r>
               <w:rPr>
@@ -502,7 +498,6 @@
                 <w:sz w:val="26"/>
                 <w:szCs w:val="26"/>
               </w:rPr>
-              <w:t xml:space="preserve"> </w:t>
             </w:r>
             <w:r>
               <w:rPr>
@@ -510,7 +505,6 @@
                 <w:sz w:val="26"/>
                 <w:szCs w:val="26"/>
               </w:rPr>
-              <w:t xml:space="preserve">năm </w:t>
             </w:r>
             <w:r>
               <w:rPr>
@@ -518,7 +512,6 @@
                 <w:sz w:val="26"/>
                 <w:szCs w:val="26"/>
               </w:rPr>
-              <w:t>2024</w:t>
             </w:r>
           </w:p>
         </w:tc>
@@ -637,7 +630,7 @@
           <w:szCs w:val="28"/>
           <w:lang w:val="fr-FR"/>
         </w:rPr>
-        <w:t>1. Tên Đề tài</w:t>
+        <w:t>1. Tên Đề tài: {{TEN_DE_TAI}}.</w:t>
       </w:r>
       <w:r>
         <w:rPr>
@@ -646,14 +639,12 @@
           <w:szCs w:val="28"/>
           <w:lang w:val="fr-FR"/>
         </w:rPr>
-        <w:t xml:space="preserve">: </w:t>
-      </w:r>
-      <w:r>
-        <w:rPr>
-          <w:sz w:val="28"/>
-          <w:szCs w:val="28"/>
-        </w:rPr>
-        <w:t>Đánh giá hiệu quả sản phẩm sữa dinh dưỡng pha sẵn KUN DOCTOR COLOSTRUM lên tình trạng dinh dưỡng, miễn dịch, tiêu hóa và giấc ngủ của trẻ từ 24 đến 72 tháng tuổi</w:t>
+      </w:r>
+      <w:r>
+        <w:rPr>
+          <w:sz w:val="28"/>
+          <w:szCs w:val="28"/>
+        </w:rPr>
       </w:r>
       <w:r>
         <w:rPr>
@@ -661,7 +652,6 @@
           <w:szCs w:val="28"/>
           <w:lang w:val="vi-VN"/>
         </w:rPr>
-        <w:t>.</w:t>
       </w:r>
     </w:p>
     <w:p>
@@ -681,7 +671,7 @@
           <w:szCs w:val="28"/>
           <w:lang w:val="fr-FR"/>
         </w:rPr>
-        <w:t xml:space="preserve">2. </w:t>
+        <w:t>2. Chủ nhiệm Đề tài: {{CHU_NHIEM_HO_TEN}}</w:t>
       </w:r>
       <w:r>
         <w:rPr>
@@ -690,7 +680,6 @@
           <w:szCs w:val="28"/>
           <w:lang w:val="fr-FR"/>
         </w:rPr>
-        <w:t>Chủ nhiệm</w:t>
       </w:r>
       <w:r>
         <w:rPr>
@@ -699,7 +688,6 @@
           <w:szCs w:val="28"/>
           <w:lang w:val="fr-FR"/>
         </w:rPr>
-        <w:t xml:space="preserve"> Đề tài</w:t>
       </w:r>
       <w:r>
         <w:rPr>
@@ -708,7 +696,6 @@
           <w:szCs w:val="28"/>
           <w:lang w:val="fr-FR"/>
         </w:rPr>
-        <w:t xml:space="preserve">: </w:t>
       </w:r>
       <w:r>
         <w:rPr>
@@ -716,7 +703,6 @@
           <w:szCs w:val="28"/>
           <w:lang w:val="nl-NL"/>
         </w:rPr>
-        <w:t>Ts. Bs. Trương Hồng Sơn</w:t>
       </w:r>
     </w:p>
     <w:p>
@@ -736,7 +722,7 @@
           <w:szCs w:val="28"/>
           <w:lang w:val="fr-FR"/>
         </w:rPr>
-        <w:t>3. Đơn vị chủ trì đề tài</w:t>
+        <w:t>3. Đơn vị chủ trì đề tài:  {{DON_VI_CHU_TRI}}</w:t>
       </w:r>
       <w:r>
         <w:rPr>
@@ -745,15 +731,13 @@
           <w:szCs w:val="28"/>
           <w:lang w:val="fr-FR"/>
         </w:rPr>
-        <w:t xml:space="preserve">: </w:t>
-      </w:r>
-      <w:r>
-        <w:rPr>
-          <w:sz w:val="28"/>
-          <w:szCs w:val="28"/>
-          <w:lang w:val="fr-FR"/>
-        </w:rPr>
-        <w:t xml:space="preserve"> Viện Y học ứng dụng Việt Nam</w:t>
+      </w:r>
+      <w:r>
+        <w:rPr>
+          <w:sz w:val="28"/>
+          <w:szCs w:val="28"/>
+          <w:lang w:val="fr-FR"/>
+        </w:rPr>
       </w:r>
     </w:p>
     <w:p>

--- a/02. Hồ sơ khoa học đề cương - MẪU/Phiếu chấm điểm HĐ đề cương.docx
+++ b/02. Hồ sơ khoa học đề cương - MẪU/Phiếu chấm điểm HĐ đề cương.docx
@@ -1,6 +1,6 @@
 
 <file path=word/document.xml><?xml version="1.0" encoding="utf-8"?>
-<w:document xmlns:wpc="http://schemas.microsoft.com/office/word/2010/wordprocessingCanvas" xmlns:cx="http://schemas.microsoft.com/office/drawing/2014/chartex" xmlns:cx1="http://schemas.microsoft.com/office/drawing/2015/9/8/chartex" xmlns:cx2="http://schemas.microsoft.com/office/drawing/2015/10/21/chartex" xmlns:cx3="http://schemas.microsoft.com/office/drawing/2016/5/9/chartex" xmlns:cx4="http://schemas.microsoft.com/office/drawing/2016/5/10/chartex" xmlns:cx5="http://schemas.microsoft.com/office/drawing/2016/5/11/chartex" xmlns:cx6="http://schemas.microsoft.com/office/drawing/2016/5/12/chartex" xmlns:cx7="http://schemas.microsoft.com/office/drawing/2016/5/13/chartex" xmlns:cx8="http://schemas.microsoft.com/office/drawing/2016/5/14/chartex" xmlns:mc="http://schemas.openxmlformats.org/markup-compatibility/2006" xmlns:aink="http://schemas.microsoft.com/office/drawing/2016/ink" xmlns:am3d="http://schemas.microsoft.com/office/drawing/2017/model3d" xmlns:o="urn:schemas-microsoft-com:office:office" xmlns:oel="http://schemas.microsoft.com/office/2019/extlst" xmlns:r="http://schemas.openxmlformats.org/officeDocument/2006/relationships" xmlns:m="http://schemas.openxmlformats.org/officeDocument/2006/math" xmlns:v="urn:schemas-microsoft-com:vml" xmlns:wp14="http://schemas.microsoft.com/office/word/2010/wordprocessingDrawing" xmlns:wp="http://schemas.openxmlformats.org/drawingml/2006/wordprocessingDrawing" xmlns:w10="urn:schemas-microsoft-com:office:word" xmlns:w="http://schemas.openxmlformats.org/wordprocessingml/2006/main" xmlns:w14="http://schemas.microsoft.com/office/word/2010/wordml" xmlns:w15="http://schemas.microsoft.com/office/word/2012/wordml" xmlns:w16cex="http://schemas.microsoft.com/office/word/2018/wordml/cex" xmlns:w16cid="http://schemas.microsoft.com/office/word/2016/wordml/cid" xmlns:w16="http://schemas.microsoft.com/office/word/2018/wordml" xmlns:w16du="http://schemas.microsoft.com/office/word/2023/wordml/word16du" xmlns:w16sdtdh="http://schemas.microsoft.com/office/word/2020/wordml/sdtdatahash" xmlns:w16se="http://schemas.microsoft.com/office/word/2015/wordml/symex" xmlns:wpg="http://schemas.microsoft.com/office/word/2010/wordprocessingGroup" xmlns:wpi="http://schemas.microsoft.com/office/word/2010/wordprocessingInk" xmlns:wne="http://schemas.microsoft.com/office/word/2006/wordml" xmlns:wps="http://schemas.microsoft.com/office/word/2010/wordprocessingShape" mc:Ignorable="w14 w15 w16se w16cid w16 w16cex w16sdtdh w16du wp14">
+<w:document xmlns:wpc="http://schemas.microsoft.com/office/word/2010/wordprocessingCanvas" xmlns:cx="http://schemas.microsoft.com/office/drawing/2014/chartex" xmlns:cx1="http://schemas.microsoft.com/office/drawing/2015/9/8/chartex" xmlns:cx2="http://schemas.microsoft.com/office/drawing/2015/10/21/chartex" xmlns:cx3="http://schemas.microsoft.com/office/drawing/2016/5/9/chartex" xmlns:cx4="http://schemas.microsoft.com/office/drawing/2016/5/10/chartex" xmlns:cx5="http://schemas.microsoft.com/office/drawing/2016/5/11/chartex" xmlns:cx6="http://schemas.microsoft.com/office/drawing/2016/5/12/chartex" xmlns:cx7="http://schemas.microsoft.com/office/drawing/2016/5/13/chartex" xmlns:cx8="http://schemas.microsoft.com/office/drawing/2016/5/14/chartex" xmlns:mc="http://schemas.openxmlformats.org/markup-compatibility/2006" xmlns:aink="http://schemas.microsoft.com/office/drawing/2016/ink" xmlns:am3d="http://schemas.microsoft.com/office/drawing/2017/model3d" xmlns:o="urn:schemas-microsoft-com:office:office" xmlns:oel="http://schemas.microsoft.com/office/2019/extlst" xmlns:r="http://schemas.openxmlformats.org/officeDocument/2006/relationships" xmlns:m="http://schemas.openxmlformats.org/officeDocument/2006/math" xmlns:v="urn:schemas-microsoft-com:vml" xmlns:wp14="http://schemas.microsoft.com/office/word/2010/wordprocessingDrawing" xmlns:wp="http://schemas.openxmlformats.org/drawingml/2006/wordprocessingDrawing" xmlns:w10="urn:schemas-microsoft-com:office:word" xmlns:w="http://schemas.openxmlformats.org/wordprocessingml/2006/main" xmlns:w14="http://schemas.microsoft.com/office/word/2010/wordml" xmlns:w15="http://schemas.microsoft.com/office/word/2012/wordml" xmlns:w16cex="http://schemas.microsoft.com/office/word/2018/wordml/cex" xmlns:w16cid="http://schemas.microsoft.com/office/word/2016/wordml/cid" xmlns:w16="http://schemas.microsoft.com/office/word/2018/wordml" xmlns:w16du="http://schemas.microsoft.com/office/word/2023/wordml/word16du" xmlns:w16sdtdh="http://schemas.microsoft.com/office/word/2020/wordml/sdtdatahash" xmlns:w16sdtfl="http://schemas.microsoft.com/office/word/2024/wordml/sdtformatlock" xmlns:w16se="http://schemas.microsoft.com/office/word/2015/wordml/symex" xmlns:wpg="http://schemas.microsoft.com/office/word/2010/wordprocessingGroup" xmlns:wpi="http://schemas.microsoft.com/office/word/2010/wordprocessingInk" xmlns:wne="http://schemas.microsoft.com/office/word/2006/wordml" xmlns:wps="http://schemas.microsoft.com/office/word/2010/wordprocessingShape" mc:Ignorable="w14 w15 w16se w16cid w16 w16cex w16sdtdh w16sdtfl w16du wp14">
   <w:body>
     <w:tbl>
       <w:tblPr>
@@ -297,8 +297,8 @@
               </w:rPr>
               <w:t xml:space="preserve"> </w:t>
             </w:r>
-            <w:smartTag w:uri="urn:schemas-microsoft-com:office:smarttags" w:element="country-region">
-              <w:smartTag w:uri="urn:schemas-microsoft-com:office:smarttags" w:element="place">
+            <w:smartTag w:uri="urn:schemas-microsoft-com:office:smarttags" w:element="place">
+              <w:smartTag w:uri="urn:schemas-microsoft-com:office:smarttags" w:element="country-region">
                 <w:r>
                   <w:rPr>
                     <w:b/>
@@ -460,7 +460,7 @@
                 <w:sz w:val="26"/>
                 <w:szCs w:val="26"/>
               </w:rPr>
-              <w:t>Hà Nội, ngày     tháng     năm {{NAM}}</w:t>
+              <w:t>Hà Nội, ngày</w:t>
             </w:r>
             <w:r>
               <w:rPr>
@@ -468,6 +468,7 @@
                 <w:sz w:val="26"/>
                 <w:szCs w:val="26"/>
               </w:rPr>
+              <w:t xml:space="preserve"> </w:t>
             </w:r>
             <w:r>
               <w:rPr>
@@ -476,6 +477,7 @@
                 <w:szCs w:val="26"/>
                 <w:lang w:val="vi-VN"/>
               </w:rPr>
+              <w:t xml:space="preserve">   </w:t>
             </w:r>
             <w:r>
               <w:rPr>
@@ -483,6 +485,7 @@
                 <w:sz w:val="26"/>
                 <w:szCs w:val="26"/>
               </w:rPr>
+              <w:t xml:space="preserve"> tháng </w:t>
             </w:r>
             <w:r>
               <w:rPr>
@@ -491,6 +494,7 @@
                 <w:szCs w:val="26"/>
                 <w:lang w:val="vi-VN"/>
               </w:rPr>
+              <w:t xml:space="preserve">   </w:t>
             </w:r>
             <w:r>
               <w:rPr>
@@ -498,6 +502,7 @@
                 <w:sz w:val="26"/>
                 <w:szCs w:val="26"/>
               </w:rPr>
+              <w:t xml:space="preserve"> </w:t>
             </w:r>
             <w:r>
               <w:rPr>
@@ -505,6 +510,7 @@
                 <w:sz w:val="26"/>
                 <w:szCs w:val="26"/>
               </w:rPr>
+              <w:t xml:space="preserve">năm </w:t>
             </w:r>
             <w:r>
               <w:rPr>
@@ -512,6 +518,7 @@
                 <w:sz w:val="26"/>
                 <w:szCs w:val="26"/>
               </w:rPr>
+              <w:t>{{NAM}}</w:t>
             </w:r>
           </w:p>
         </w:tc>
@@ -630,7 +637,7 @@
           <w:szCs w:val="28"/>
           <w:lang w:val="fr-FR"/>
         </w:rPr>
-        <w:t>1. Tên Đề tài: {{TEN_DE_TAI}}.</w:t>
+        <w:t>1. Tên Đề tài</w:t>
       </w:r>
       <w:r>
         <w:rPr>
@@ -639,12 +646,14 @@
           <w:szCs w:val="28"/>
           <w:lang w:val="fr-FR"/>
         </w:rPr>
-      </w:r>
-      <w:r>
-        <w:rPr>
-          <w:sz w:val="28"/>
-          <w:szCs w:val="28"/>
-        </w:rPr>
+        <w:t xml:space="preserve">: </w:t>
+      </w:r>
+      <w:r>
+        <w:rPr>
+          <w:sz w:val="28"/>
+          <w:szCs w:val="28"/>
+        </w:rPr>
+        <w:t>{{TEN_DE_TAI}}</w:t>
       </w:r>
       <w:r>
         <w:rPr>
@@ -652,6 +661,7 @@
           <w:szCs w:val="28"/>
           <w:lang w:val="vi-VN"/>
         </w:rPr>
+        <w:t>.</w:t>
       </w:r>
     </w:p>
     <w:p>
@@ -673,37 +683,6 @@
         </w:rPr>
         <w:t>2. Chủ nhiệm Đề tài: {{CHU_NHIEM_HO_TEN}}</w:t>
       </w:r>
-      <w:r>
-        <w:rPr>
-          <w:b/>
-          <w:sz w:val="28"/>
-          <w:szCs w:val="28"/>
-          <w:lang w:val="fr-FR"/>
-        </w:rPr>
-      </w:r>
-      <w:r>
-        <w:rPr>
-          <w:b/>
-          <w:sz w:val="28"/>
-          <w:szCs w:val="28"/>
-          <w:lang w:val="fr-FR"/>
-        </w:rPr>
-      </w:r>
-      <w:r>
-        <w:rPr>
-          <w:b/>
-          <w:sz w:val="28"/>
-          <w:szCs w:val="28"/>
-          <w:lang w:val="fr-FR"/>
-        </w:rPr>
-      </w:r>
-      <w:r>
-        <w:rPr>
-          <w:sz w:val="28"/>
-          <w:szCs w:val="28"/>
-          <w:lang w:val="nl-NL"/>
-        </w:rPr>
-      </w:r>
     </w:p>
     <w:p>
       <w:pPr>
@@ -723,21 +702,6 @@
           <w:lang w:val="fr-FR"/>
         </w:rPr>
         <w:t>3. Đơn vị chủ trì đề tài:  {{DON_VI_CHU_TRI}}</w:t>
-      </w:r>
-      <w:r>
-        <w:rPr>
-          <w:b/>
-          <w:sz w:val="28"/>
-          <w:szCs w:val="28"/>
-          <w:lang w:val="fr-FR"/>
-        </w:rPr>
-      </w:r>
-      <w:r>
-        <w:rPr>
-          <w:sz w:val="28"/>
-          <w:szCs w:val="28"/>
-          <w:lang w:val="fr-FR"/>
-        </w:rPr>
       </w:r>
     </w:p>
     <w:p>
@@ -2962,7 +2926,7 @@
 </file>
 
 <file path=word/endnotes.xml><?xml version="1.0" encoding="utf-8"?>
-<w:endnotes xmlns:wpc="http://schemas.microsoft.com/office/word/2010/wordprocessingCanvas" xmlns:cx="http://schemas.microsoft.com/office/drawing/2014/chartex" xmlns:cx1="http://schemas.microsoft.com/office/drawing/2015/9/8/chartex" xmlns:cx2="http://schemas.microsoft.com/office/drawing/2015/10/21/chartex" xmlns:cx3="http://schemas.microsoft.com/office/drawing/2016/5/9/chartex" xmlns:cx4="http://schemas.microsoft.com/office/drawing/2016/5/10/chartex" xmlns:cx5="http://schemas.microsoft.com/office/drawing/2016/5/11/chartex" xmlns:cx6="http://schemas.microsoft.com/office/drawing/2016/5/12/chartex" xmlns:cx7="http://schemas.microsoft.com/office/drawing/2016/5/13/chartex" xmlns:cx8="http://schemas.microsoft.com/office/drawing/2016/5/14/chartex" xmlns:mc="http://schemas.openxmlformats.org/markup-compatibility/2006" xmlns:aink="http://schemas.microsoft.com/office/drawing/2016/ink" xmlns:am3d="http://schemas.microsoft.com/office/drawing/2017/model3d" xmlns:o="urn:schemas-microsoft-com:office:office" xmlns:oel="http://schemas.microsoft.com/office/2019/extlst" xmlns:r="http://schemas.openxmlformats.org/officeDocument/2006/relationships" xmlns:m="http://schemas.openxmlformats.org/officeDocument/2006/math" xmlns:v="urn:schemas-microsoft-com:vml" xmlns:wp14="http://schemas.microsoft.com/office/word/2010/wordprocessingDrawing" xmlns:wp="http://schemas.openxmlformats.org/drawingml/2006/wordprocessingDrawing" xmlns:w10="urn:schemas-microsoft-com:office:word" xmlns:w="http://schemas.openxmlformats.org/wordprocessingml/2006/main" xmlns:w14="http://schemas.microsoft.com/office/word/2010/wordml" xmlns:w15="http://schemas.microsoft.com/office/word/2012/wordml" xmlns:w16cex="http://schemas.microsoft.com/office/word/2018/wordml/cex" xmlns:w16cid="http://schemas.microsoft.com/office/word/2016/wordml/cid" xmlns:w16="http://schemas.microsoft.com/office/word/2018/wordml" xmlns:w16du="http://schemas.microsoft.com/office/word/2023/wordml/word16du" xmlns:w16sdtdh="http://schemas.microsoft.com/office/word/2020/wordml/sdtdatahash" xmlns:w16se="http://schemas.microsoft.com/office/word/2015/wordml/symex" xmlns:wpg="http://schemas.microsoft.com/office/word/2010/wordprocessingGroup" xmlns:wpi="http://schemas.microsoft.com/office/word/2010/wordprocessingInk" xmlns:wne="http://schemas.microsoft.com/office/word/2006/wordml" xmlns:wps="http://schemas.microsoft.com/office/word/2010/wordprocessingShape" mc:Ignorable="w14 w15 w16se w16cid w16 w16cex w16sdtdh w16du wp14">
+<w:endnotes xmlns:wpc="http://schemas.microsoft.com/office/word/2010/wordprocessingCanvas" xmlns:cx="http://schemas.microsoft.com/office/drawing/2014/chartex" xmlns:cx1="http://schemas.microsoft.com/office/drawing/2015/9/8/chartex" xmlns:cx2="http://schemas.microsoft.com/office/drawing/2015/10/21/chartex" xmlns:cx3="http://schemas.microsoft.com/office/drawing/2016/5/9/chartex" xmlns:cx4="http://schemas.microsoft.com/office/drawing/2016/5/10/chartex" xmlns:cx5="http://schemas.microsoft.com/office/drawing/2016/5/11/chartex" xmlns:cx6="http://schemas.microsoft.com/office/drawing/2016/5/12/chartex" xmlns:cx7="http://schemas.microsoft.com/office/drawing/2016/5/13/chartex" xmlns:cx8="http://schemas.microsoft.com/office/drawing/2016/5/14/chartex" xmlns:mc="http://schemas.openxmlformats.org/markup-compatibility/2006" xmlns:aink="http://schemas.microsoft.com/office/drawing/2016/ink" xmlns:am3d="http://schemas.microsoft.com/office/drawing/2017/model3d" xmlns:o="urn:schemas-microsoft-com:office:office" xmlns:oel="http://schemas.microsoft.com/office/2019/extlst" xmlns:r="http://schemas.openxmlformats.org/officeDocument/2006/relationships" xmlns:m="http://schemas.openxmlformats.org/officeDocument/2006/math" xmlns:v="urn:schemas-microsoft-com:vml" xmlns:wp14="http://schemas.microsoft.com/office/word/2010/wordprocessingDrawing" xmlns:wp="http://schemas.openxmlformats.org/drawingml/2006/wordprocessingDrawing" xmlns:w10="urn:schemas-microsoft-com:office:word" xmlns:w="http://schemas.openxmlformats.org/wordprocessingml/2006/main" xmlns:w14="http://schemas.microsoft.com/office/word/2010/wordml" xmlns:w15="http://schemas.microsoft.com/office/word/2012/wordml" xmlns:w16cex="http://schemas.microsoft.com/office/word/2018/wordml/cex" xmlns:w16cid="http://schemas.microsoft.com/office/word/2016/wordml/cid" xmlns:w16="http://schemas.microsoft.com/office/word/2018/wordml" xmlns:w16du="http://schemas.microsoft.com/office/word/2023/wordml/word16du" xmlns:w16sdtdh="http://schemas.microsoft.com/office/word/2020/wordml/sdtdatahash" xmlns:w16sdtfl="http://schemas.microsoft.com/office/word/2024/wordml/sdtformatlock" xmlns:w16se="http://schemas.microsoft.com/office/word/2015/wordml/symex" xmlns:wpg="http://schemas.microsoft.com/office/word/2010/wordprocessingGroup" xmlns:wpi="http://schemas.microsoft.com/office/word/2010/wordprocessingInk" xmlns:wne="http://schemas.microsoft.com/office/word/2006/wordml" xmlns:wps="http://schemas.microsoft.com/office/word/2010/wordprocessingShape" mc:Ignorable="w14 w15 w16se w16cid w16 w16cex w16sdtdh w16sdtfl w16du wp14">
   <w:endnote w:type="separator" w:id="-1">
     <w:p>
       <w:r>
@@ -2981,7 +2945,7 @@
 </file>
 
 <file path=word/footer1.xml><?xml version="1.0" encoding="utf-8"?>
-<w:ftr xmlns:wpc="http://schemas.microsoft.com/office/word/2010/wordprocessingCanvas" xmlns:cx="http://schemas.microsoft.com/office/drawing/2014/chartex" xmlns:cx1="http://schemas.microsoft.com/office/drawing/2015/9/8/chartex" xmlns:cx2="http://schemas.microsoft.com/office/drawing/2015/10/21/chartex" xmlns:cx3="http://schemas.microsoft.com/office/drawing/2016/5/9/chartex" xmlns:cx4="http://schemas.microsoft.com/office/drawing/2016/5/10/chartex" xmlns:cx5="http://schemas.microsoft.com/office/drawing/2016/5/11/chartex" xmlns:cx6="http://schemas.microsoft.com/office/drawing/2016/5/12/chartex" xmlns:cx7="http://schemas.microsoft.com/office/drawing/2016/5/13/chartex" xmlns:cx8="http://schemas.microsoft.com/office/drawing/2016/5/14/chartex" xmlns:mc="http://schemas.openxmlformats.org/markup-compatibility/2006" xmlns:aink="http://schemas.microsoft.com/office/drawing/2016/ink" xmlns:am3d="http://schemas.microsoft.com/office/drawing/2017/model3d" xmlns:o="urn:schemas-microsoft-com:office:office" xmlns:oel="http://schemas.microsoft.com/office/2019/extlst" xmlns:r="http://schemas.openxmlformats.org/officeDocument/2006/relationships" xmlns:m="http://schemas.openxmlformats.org/officeDocument/2006/math" xmlns:v="urn:schemas-microsoft-com:vml" xmlns:wp14="http://schemas.microsoft.com/office/word/2010/wordprocessingDrawing" xmlns:wp="http://schemas.openxmlformats.org/drawingml/2006/wordprocessingDrawing" xmlns:w10="urn:schemas-microsoft-com:office:word" xmlns:w="http://schemas.openxmlformats.org/wordprocessingml/2006/main" xmlns:w14="http://schemas.microsoft.com/office/word/2010/wordml" xmlns:w15="http://schemas.microsoft.com/office/word/2012/wordml" xmlns:w16cex="http://schemas.microsoft.com/office/word/2018/wordml/cex" xmlns:w16cid="http://schemas.microsoft.com/office/word/2016/wordml/cid" xmlns:w16="http://schemas.microsoft.com/office/word/2018/wordml" xmlns:w16du="http://schemas.microsoft.com/office/word/2023/wordml/word16du" xmlns:w16sdtdh="http://schemas.microsoft.com/office/word/2020/wordml/sdtdatahash" xmlns:w16se="http://schemas.microsoft.com/office/word/2015/wordml/symex" xmlns:wpg="http://schemas.microsoft.com/office/word/2010/wordprocessingGroup" xmlns:wpi="http://schemas.microsoft.com/office/word/2010/wordprocessingInk" xmlns:wne="http://schemas.microsoft.com/office/word/2006/wordml" xmlns:wps="http://schemas.microsoft.com/office/word/2010/wordprocessingShape" mc:Ignorable="w14 w15 w16se w16cid w16 w16cex w16sdtdh w16du wp14">
+<w:ftr xmlns:wpc="http://schemas.microsoft.com/office/word/2010/wordprocessingCanvas" xmlns:cx="http://schemas.microsoft.com/office/drawing/2014/chartex" xmlns:cx1="http://schemas.microsoft.com/office/drawing/2015/9/8/chartex" xmlns:cx2="http://schemas.microsoft.com/office/drawing/2015/10/21/chartex" xmlns:cx3="http://schemas.microsoft.com/office/drawing/2016/5/9/chartex" xmlns:cx4="http://schemas.microsoft.com/office/drawing/2016/5/10/chartex" xmlns:cx5="http://schemas.microsoft.com/office/drawing/2016/5/11/chartex" xmlns:cx6="http://schemas.microsoft.com/office/drawing/2016/5/12/chartex" xmlns:cx7="http://schemas.microsoft.com/office/drawing/2016/5/13/chartex" xmlns:cx8="http://schemas.microsoft.com/office/drawing/2016/5/14/chartex" xmlns:mc="http://schemas.openxmlformats.org/markup-compatibility/2006" xmlns:aink="http://schemas.microsoft.com/office/drawing/2016/ink" xmlns:am3d="http://schemas.microsoft.com/office/drawing/2017/model3d" xmlns:o="urn:schemas-microsoft-com:office:office" xmlns:oel="http://schemas.microsoft.com/office/2019/extlst" xmlns:r="http://schemas.openxmlformats.org/officeDocument/2006/relationships" xmlns:m="http://schemas.openxmlformats.org/officeDocument/2006/math" xmlns:v="urn:schemas-microsoft-com:vml" xmlns:wp14="http://schemas.microsoft.com/office/word/2010/wordprocessingDrawing" xmlns:wp="http://schemas.openxmlformats.org/drawingml/2006/wordprocessingDrawing" xmlns:w10="urn:schemas-microsoft-com:office:word" xmlns:w="http://schemas.openxmlformats.org/wordprocessingml/2006/main" xmlns:w14="http://schemas.microsoft.com/office/word/2010/wordml" xmlns:w15="http://schemas.microsoft.com/office/word/2012/wordml" xmlns:w16cex="http://schemas.microsoft.com/office/word/2018/wordml/cex" xmlns:w16cid="http://schemas.microsoft.com/office/word/2016/wordml/cid" xmlns:w16="http://schemas.microsoft.com/office/word/2018/wordml" xmlns:w16du="http://schemas.microsoft.com/office/word/2023/wordml/word16du" xmlns:w16sdtdh="http://schemas.microsoft.com/office/word/2020/wordml/sdtdatahash" xmlns:w16sdtfl="http://schemas.microsoft.com/office/word/2024/wordml/sdtformatlock" xmlns:w16se="http://schemas.microsoft.com/office/word/2015/wordml/symex" xmlns:wpg="http://schemas.microsoft.com/office/word/2010/wordprocessingGroup" xmlns:wpi="http://schemas.microsoft.com/office/word/2010/wordprocessingInk" xmlns:wne="http://schemas.microsoft.com/office/word/2006/wordml" xmlns:wps="http://schemas.microsoft.com/office/word/2010/wordprocessingShape" mc:Ignorable="w14 w15 w16se w16cid w16 w16cex w16sdtdh w16sdtfl w16du wp14">
   <w:p>
     <w:pPr>
       <w:pStyle w:val="Footer"/>
@@ -3018,7 +2982,7 @@
 </file>
 
 <file path=word/footer2.xml><?xml version="1.0" encoding="utf-8"?>
-<w:ftr xmlns:wpc="http://schemas.microsoft.com/office/word/2010/wordprocessingCanvas" xmlns:cx="http://schemas.microsoft.com/office/drawing/2014/chartex" xmlns:cx1="http://schemas.microsoft.com/office/drawing/2015/9/8/chartex" xmlns:cx2="http://schemas.microsoft.com/office/drawing/2015/10/21/chartex" xmlns:cx3="http://schemas.microsoft.com/office/drawing/2016/5/9/chartex" xmlns:cx4="http://schemas.microsoft.com/office/drawing/2016/5/10/chartex" xmlns:cx5="http://schemas.microsoft.com/office/drawing/2016/5/11/chartex" xmlns:cx6="http://schemas.microsoft.com/office/drawing/2016/5/12/chartex" xmlns:cx7="http://schemas.microsoft.com/office/drawing/2016/5/13/chartex" xmlns:cx8="http://schemas.microsoft.com/office/drawing/2016/5/14/chartex" xmlns:mc="http://schemas.openxmlformats.org/markup-compatibility/2006" xmlns:aink="http://schemas.microsoft.com/office/drawing/2016/ink" xmlns:am3d="http://schemas.microsoft.com/office/drawing/2017/model3d" xmlns:o="urn:schemas-microsoft-com:office:office" xmlns:oel="http://schemas.microsoft.com/office/2019/extlst" xmlns:r="http://schemas.openxmlformats.org/officeDocument/2006/relationships" xmlns:m="http://schemas.openxmlformats.org/officeDocument/2006/math" xmlns:v="urn:schemas-microsoft-com:vml" xmlns:wp14="http://schemas.microsoft.com/office/word/2010/wordprocessingDrawing" xmlns:wp="http://schemas.openxmlformats.org/drawingml/2006/wordprocessingDrawing" xmlns:w10="urn:schemas-microsoft-com:office:word" xmlns:w="http://schemas.openxmlformats.org/wordprocessingml/2006/main" xmlns:w14="http://schemas.microsoft.com/office/word/2010/wordml" xmlns:w15="http://schemas.microsoft.com/office/word/2012/wordml" xmlns:w16cex="http://schemas.microsoft.com/office/word/2018/wordml/cex" xmlns:w16cid="http://schemas.microsoft.com/office/word/2016/wordml/cid" xmlns:w16="http://schemas.microsoft.com/office/word/2018/wordml" xmlns:w16du="http://schemas.microsoft.com/office/word/2023/wordml/word16du" xmlns:w16sdtdh="http://schemas.microsoft.com/office/word/2020/wordml/sdtdatahash" xmlns:w16se="http://schemas.microsoft.com/office/word/2015/wordml/symex" xmlns:wpg="http://schemas.microsoft.com/office/word/2010/wordprocessingGroup" xmlns:wpi="http://schemas.microsoft.com/office/word/2010/wordprocessingInk" xmlns:wne="http://schemas.microsoft.com/office/word/2006/wordml" xmlns:wps="http://schemas.microsoft.com/office/word/2010/wordprocessingShape" mc:Ignorable="w14 w15 w16se w16cid w16 w16cex w16sdtdh w16du wp14">
+<w:ftr xmlns:wpc="http://schemas.microsoft.com/office/word/2010/wordprocessingCanvas" xmlns:cx="http://schemas.microsoft.com/office/drawing/2014/chartex" xmlns:cx1="http://schemas.microsoft.com/office/drawing/2015/9/8/chartex" xmlns:cx2="http://schemas.microsoft.com/office/drawing/2015/10/21/chartex" xmlns:cx3="http://schemas.microsoft.com/office/drawing/2016/5/9/chartex" xmlns:cx4="http://schemas.microsoft.com/office/drawing/2016/5/10/chartex" xmlns:cx5="http://schemas.microsoft.com/office/drawing/2016/5/11/chartex" xmlns:cx6="http://schemas.microsoft.com/office/drawing/2016/5/12/chartex" xmlns:cx7="http://schemas.microsoft.com/office/drawing/2016/5/13/chartex" xmlns:cx8="http://schemas.microsoft.com/office/drawing/2016/5/14/chartex" xmlns:mc="http://schemas.openxmlformats.org/markup-compatibility/2006" xmlns:aink="http://schemas.microsoft.com/office/drawing/2016/ink" xmlns:am3d="http://schemas.microsoft.com/office/drawing/2017/model3d" xmlns:o="urn:schemas-microsoft-com:office:office" xmlns:oel="http://schemas.microsoft.com/office/2019/extlst" xmlns:r="http://schemas.openxmlformats.org/officeDocument/2006/relationships" xmlns:m="http://schemas.openxmlformats.org/officeDocument/2006/math" xmlns:v="urn:schemas-microsoft-com:vml" xmlns:wp14="http://schemas.microsoft.com/office/word/2010/wordprocessingDrawing" xmlns:wp="http://schemas.openxmlformats.org/drawingml/2006/wordprocessingDrawing" xmlns:w10="urn:schemas-microsoft-com:office:word" xmlns:w="http://schemas.openxmlformats.org/wordprocessingml/2006/main" xmlns:w14="http://schemas.microsoft.com/office/word/2010/wordml" xmlns:w15="http://schemas.microsoft.com/office/word/2012/wordml" xmlns:w16cex="http://schemas.microsoft.com/office/word/2018/wordml/cex" xmlns:w16cid="http://schemas.microsoft.com/office/word/2016/wordml/cid" xmlns:w16="http://schemas.microsoft.com/office/word/2018/wordml" xmlns:w16du="http://schemas.microsoft.com/office/word/2023/wordml/word16du" xmlns:w16sdtdh="http://schemas.microsoft.com/office/word/2020/wordml/sdtdatahash" xmlns:w16sdtfl="http://schemas.microsoft.com/office/word/2024/wordml/sdtformatlock" xmlns:w16se="http://schemas.microsoft.com/office/word/2015/wordml/symex" xmlns:wpg="http://schemas.microsoft.com/office/word/2010/wordprocessingGroup" xmlns:wpi="http://schemas.microsoft.com/office/word/2010/wordprocessingInk" xmlns:wne="http://schemas.microsoft.com/office/word/2006/wordml" xmlns:wps="http://schemas.microsoft.com/office/word/2010/wordprocessingShape" mc:Ignorable="w14 w15 w16se w16cid w16 w16cex w16sdtdh w16sdtfl w16du wp14">
   <w:p>
     <w:pPr>
       <w:pStyle w:val="Footer"/>
@@ -3080,7 +3044,7 @@
 </file>
 
 <file path=word/footnotes.xml><?xml version="1.0" encoding="utf-8"?>
-<w:footnotes xmlns:wpc="http://schemas.microsoft.com/office/word/2010/wordprocessingCanvas" xmlns:cx="http://schemas.microsoft.com/office/drawing/2014/chartex" xmlns:cx1="http://schemas.microsoft.com/office/drawing/2015/9/8/chartex" xmlns:cx2="http://schemas.microsoft.com/office/drawing/2015/10/21/chartex" xmlns:cx3="http://schemas.microsoft.com/office/drawing/2016/5/9/chartex" xmlns:cx4="http://schemas.microsoft.com/office/drawing/2016/5/10/chartex" xmlns:cx5="http://schemas.microsoft.com/office/drawing/2016/5/11/chartex" xmlns:cx6="http://schemas.microsoft.com/office/drawing/2016/5/12/chartex" xmlns:cx7="http://schemas.microsoft.com/office/drawing/2016/5/13/chartex" xmlns:cx8="http://schemas.microsoft.com/office/drawing/2016/5/14/chartex" xmlns:mc="http://schemas.openxmlformats.org/markup-compatibility/2006" xmlns:aink="http://schemas.microsoft.com/office/drawing/2016/ink" xmlns:am3d="http://schemas.microsoft.com/office/drawing/2017/model3d" xmlns:o="urn:schemas-microsoft-com:office:office" xmlns:oel="http://schemas.microsoft.com/office/2019/extlst" xmlns:r="http://schemas.openxmlformats.org/officeDocument/2006/relationships" xmlns:m="http://schemas.openxmlformats.org/officeDocument/2006/math" xmlns:v="urn:schemas-microsoft-com:vml" xmlns:wp14="http://schemas.microsoft.com/office/word/2010/wordprocessingDrawing" xmlns:wp="http://schemas.openxmlformats.org/drawingml/2006/wordprocessingDrawing" xmlns:w10="urn:schemas-microsoft-com:office:word" xmlns:w="http://schemas.openxmlformats.org/wordprocessingml/2006/main" xmlns:w14="http://schemas.microsoft.com/office/word/2010/wordml" xmlns:w15="http://schemas.microsoft.com/office/word/2012/wordml" xmlns:w16cex="http://schemas.microsoft.com/office/word/2018/wordml/cex" xmlns:w16cid="http://schemas.microsoft.com/office/word/2016/wordml/cid" xmlns:w16="http://schemas.microsoft.com/office/word/2018/wordml" xmlns:w16du="http://schemas.microsoft.com/office/word/2023/wordml/word16du" xmlns:w16sdtdh="http://schemas.microsoft.com/office/word/2020/wordml/sdtdatahash" xmlns:w16se="http://schemas.microsoft.com/office/word/2015/wordml/symex" xmlns:wpg="http://schemas.microsoft.com/office/word/2010/wordprocessingGroup" xmlns:wpi="http://schemas.microsoft.com/office/word/2010/wordprocessingInk" xmlns:wne="http://schemas.microsoft.com/office/word/2006/wordml" xmlns:wps="http://schemas.microsoft.com/office/word/2010/wordprocessingShape" mc:Ignorable="w14 w15 w16se w16cid w16 w16cex w16sdtdh w16du wp14">
+<w:footnotes xmlns:wpc="http://schemas.microsoft.com/office/word/2010/wordprocessingCanvas" xmlns:cx="http://schemas.microsoft.com/office/drawing/2014/chartex" xmlns:cx1="http://schemas.microsoft.com/office/drawing/2015/9/8/chartex" xmlns:cx2="http://schemas.microsoft.com/office/drawing/2015/10/21/chartex" xmlns:cx3="http://schemas.microsoft.com/office/drawing/2016/5/9/chartex" xmlns:cx4="http://schemas.microsoft.com/office/drawing/2016/5/10/chartex" xmlns:cx5="http://schemas.microsoft.com/office/drawing/2016/5/11/chartex" xmlns:cx6="http://schemas.microsoft.com/office/drawing/2016/5/12/chartex" xmlns:cx7="http://schemas.microsoft.com/office/drawing/2016/5/13/chartex" xmlns:cx8="http://schemas.microsoft.com/office/drawing/2016/5/14/chartex" xmlns:mc="http://schemas.openxmlformats.org/markup-compatibility/2006" xmlns:aink="http://schemas.microsoft.com/office/drawing/2016/ink" xmlns:am3d="http://schemas.microsoft.com/office/drawing/2017/model3d" xmlns:o="urn:schemas-microsoft-com:office:office" xmlns:oel="http://schemas.microsoft.com/office/2019/extlst" xmlns:r="http://schemas.openxmlformats.org/officeDocument/2006/relationships" xmlns:m="http://schemas.openxmlformats.org/officeDocument/2006/math" xmlns:v="urn:schemas-microsoft-com:vml" xmlns:wp14="http://schemas.microsoft.com/office/word/2010/wordprocessingDrawing" xmlns:wp="http://schemas.openxmlformats.org/drawingml/2006/wordprocessingDrawing" xmlns:w10="urn:schemas-microsoft-com:office:word" xmlns:w="http://schemas.openxmlformats.org/wordprocessingml/2006/main" xmlns:w14="http://schemas.microsoft.com/office/word/2010/wordml" xmlns:w15="http://schemas.microsoft.com/office/word/2012/wordml" xmlns:w16cex="http://schemas.microsoft.com/office/word/2018/wordml/cex" xmlns:w16cid="http://schemas.microsoft.com/office/word/2016/wordml/cid" xmlns:w16="http://schemas.microsoft.com/office/word/2018/wordml" xmlns:w16du="http://schemas.microsoft.com/office/word/2023/wordml/word16du" xmlns:w16sdtdh="http://schemas.microsoft.com/office/word/2020/wordml/sdtdatahash" xmlns:w16sdtfl="http://schemas.microsoft.com/office/word/2024/wordml/sdtformatlock" xmlns:w16se="http://schemas.microsoft.com/office/word/2015/wordml/symex" xmlns:wpg="http://schemas.microsoft.com/office/word/2010/wordprocessingGroup" xmlns:wpi="http://schemas.microsoft.com/office/word/2010/wordprocessingInk" xmlns:wne="http://schemas.microsoft.com/office/word/2006/wordml" xmlns:wps="http://schemas.microsoft.com/office/word/2010/wordprocessingShape" mc:Ignorable="w14 w15 w16se w16cid w16 w16cex w16sdtdh w16sdtfl w16du wp14">
   <w:footnote w:type="separator" w:id="-1">
     <w:p>
       <w:r>
@@ -3099,7 +3063,7 @@
 </file>
 
 <file path=word/header1.xml><?xml version="1.0" encoding="utf-8"?>
-<w:hdr xmlns:wpc="http://schemas.microsoft.com/office/word/2010/wordprocessingCanvas" xmlns:cx="http://schemas.microsoft.com/office/drawing/2014/chartex" xmlns:cx1="http://schemas.microsoft.com/office/drawing/2015/9/8/chartex" xmlns:cx2="http://schemas.microsoft.com/office/drawing/2015/10/21/chartex" xmlns:cx3="http://schemas.microsoft.com/office/drawing/2016/5/9/chartex" xmlns:cx4="http://schemas.microsoft.com/office/drawing/2016/5/10/chartex" xmlns:cx5="http://schemas.microsoft.com/office/drawing/2016/5/11/chartex" xmlns:cx6="http://schemas.microsoft.com/office/drawing/2016/5/12/chartex" xmlns:cx7="http://schemas.microsoft.com/office/drawing/2016/5/13/chartex" xmlns:cx8="http://schemas.microsoft.com/office/drawing/2016/5/14/chartex" xmlns:mc="http://schemas.openxmlformats.org/markup-compatibility/2006" xmlns:aink="http://schemas.microsoft.com/office/drawing/2016/ink" xmlns:am3d="http://schemas.microsoft.com/office/drawing/2017/model3d" xmlns:o="urn:schemas-microsoft-com:office:office" xmlns:oel="http://schemas.microsoft.com/office/2019/extlst" xmlns:r="http://schemas.openxmlformats.org/officeDocument/2006/relationships" xmlns:m="http://schemas.openxmlformats.org/officeDocument/2006/math" xmlns:v="urn:schemas-microsoft-com:vml" xmlns:wp14="http://schemas.microsoft.com/office/word/2010/wordprocessingDrawing" xmlns:wp="http://schemas.openxmlformats.org/drawingml/2006/wordprocessingDrawing" xmlns:w10="urn:schemas-microsoft-com:office:word" xmlns:w="http://schemas.openxmlformats.org/wordprocessingml/2006/main" xmlns:w14="http://schemas.microsoft.com/office/word/2010/wordml" xmlns:w15="http://schemas.microsoft.com/office/word/2012/wordml" xmlns:w16cex="http://schemas.microsoft.com/office/word/2018/wordml/cex" xmlns:w16cid="http://schemas.microsoft.com/office/word/2016/wordml/cid" xmlns:w16="http://schemas.microsoft.com/office/word/2018/wordml" xmlns:w16du="http://schemas.microsoft.com/office/word/2023/wordml/word16du" xmlns:w16sdtdh="http://schemas.microsoft.com/office/word/2020/wordml/sdtdatahash" xmlns:w16se="http://schemas.microsoft.com/office/word/2015/wordml/symex" xmlns:wpg="http://schemas.microsoft.com/office/word/2010/wordprocessingGroup" xmlns:wpi="http://schemas.microsoft.com/office/word/2010/wordprocessingInk" xmlns:wne="http://schemas.microsoft.com/office/word/2006/wordml" xmlns:wps="http://schemas.microsoft.com/office/word/2010/wordprocessingShape" mc:Ignorable="w14 w15 w16se w16cid w16 w16cex w16sdtdh w16du wp14">
+<w:hdr xmlns:wpc="http://schemas.microsoft.com/office/word/2010/wordprocessingCanvas" xmlns:cx="http://schemas.microsoft.com/office/drawing/2014/chartex" xmlns:cx1="http://schemas.microsoft.com/office/drawing/2015/9/8/chartex" xmlns:cx2="http://schemas.microsoft.com/office/drawing/2015/10/21/chartex" xmlns:cx3="http://schemas.microsoft.com/office/drawing/2016/5/9/chartex" xmlns:cx4="http://schemas.microsoft.com/office/drawing/2016/5/10/chartex" xmlns:cx5="http://schemas.microsoft.com/office/drawing/2016/5/11/chartex" xmlns:cx6="http://schemas.microsoft.com/office/drawing/2016/5/12/chartex" xmlns:cx7="http://schemas.microsoft.com/office/drawing/2016/5/13/chartex" xmlns:cx8="http://schemas.microsoft.com/office/drawing/2016/5/14/chartex" xmlns:mc="http://schemas.openxmlformats.org/markup-compatibility/2006" xmlns:aink="http://schemas.microsoft.com/office/drawing/2016/ink" xmlns:am3d="http://schemas.microsoft.com/office/drawing/2017/model3d" xmlns:o="urn:schemas-microsoft-com:office:office" xmlns:oel="http://schemas.microsoft.com/office/2019/extlst" xmlns:r="http://schemas.openxmlformats.org/officeDocument/2006/relationships" xmlns:m="http://schemas.openxmlformats.org/officeDocument/2006/math" xmlns:v="urn:schemas-microsoft-com:vml" xmlns:wp14="http://schemas.microsoft.com/office/word/2010/wordprocessingDrawing" xmlns:wp="http://schemas.openxmlformats.org/drawingml/2006/wordprocessingDrawing" xmlns:w10="urn:schemas-microsoft-com:office:word" xmlns:w="http://schemas.openxmlformats.org/wordprocessingml/2006/main" xmlns:w14="http://schemas.microsoft.com/office/word/2010/wordml" xmlns:w15="http://schemas.microsoft.com/office/word/2012/wordml" xmlns:w16cex="http://schemas.microsoft.com/office/word/2018/wordml/cex" xmlns:w16cid="http://schemas.microsoft.com/office/word/2016/wordml/cid" xmlns:w16="http://schemas.microsoft.com/office/word/2018/wordml" xmlns:w16du="http://schemas.microsoft.com/office/word/2023/wordml/word16du" xmlns:w16sdtdh="http://schemas.microsoft.com/office/word/2020/wordml/sdtdatahash" xmlns:w16sdtfl="http://schemas.microsoft.com/office/word/2024/wordml/sdtformatlock" xmlns:w16se="http://schemas.microsoft.com/office/word/2015/wordml/symex" xmlns:wpg="http://schemas.microsoft.com/office/word/2010/wordprocessingGroup" xmlns:wpi="http://schemas.microsoft.com/office/word/2010/wordprocessingInk" xmlns:wne="http://schemas.microsoft.com/office/word/2006/wordml" xmlns:wps="http://schemas.microsoft.com/office/word/2010/wordprocessingShape" mc:Ignorable="w14 w15 w16se w16cid w16 w16cex w16sdtdh w16sdtfl w16du wp14">
   <w:p>
     <w:pPr>
       <w:pStyle w:val="Header"/>
@@ -3114,7 +3078,7 @@
 </file>
 
 <file path=word/header2.xml><?xml version="1.0" encoding="utf-8"?>
-<w:hdr xmlns:wpc="http://schemas.microsoft.com/office/word/2010/wordprocessingCanvas" xmlns:cx="http://schemas.microsoft.com/office/drawing/2014/chartex" xmlns:cx1="http://schemas.microsoft.com/office/drawing/2015/9/8/chartex" xmlns:cx2="http://schemas.microsoft.com/office/drawing/2015/10/21/chartex" xmlns:cx3="http://schemas.microsoft.com/office/drawing/2016/5/9/chartex" xmlns:cx4="http://schemas.microsoft.com/office/drawing/2016/5/10/chartex" xmlns:cx5="http://schemas.microsoft.com/office/drawing/2016/5/11/chartex" xmlns:cx6="http://schemas.microsoft.com/office/drawing/2016/5/12/chartex" xmlns:cx7="http://schemas.microsoft.com/office/drawing/2016/5/13/chartex" xmlns:cx8="http://schemas.microsoft.com/office/drawing/2016/5/14/chartex" xmlns:mc="http://schemas.openxmlformats.org/markup-compatibility/2006" xmlns:aink="http://schemas.microsoft.com/office/drawing/2016/ink" xmlns:am3d="http://schemas.microsoft.com/office/drawing/2017/model3d" xmlns:o="urn:schemas-microsoft-com:office:office" xmlns:oel="http://schemas.microsoft.com/office/2019/extlst" xmlns:r="http://schemas.openxmlformats.org/officeDocument/2006/relationships" xmlns:m="http://schemas.openxmlformats.org/officeDocument/2006/math" xmlns:v="urn:schemas-microsoft-com:vml" xmlns:wp14="http://schemas.microsoft.com/office/word/2010/wordprocessingDrawing" xmlns:wp="http://schemas.openxmlformats.org/drawingml/2006/wordprocessingDrawing" xmlns:w10="urn:schemas-microsoft-com:office:word" xmlns:w="http://schemas.openxmlformats.org/wordprocessingml/2006/main" xmlns:w14="http://schemas.microsoft.com/office/word/2010/wordml" xmlns:w15="http://schemas.microsoft.com/office/word/2012/wordml" xmlns:w16cex="http://schemas.microsoft.com/office/word/2018/wordml/cex" xmlns:w16cid="http://schemas.microsoft.com/office/word/2016/wordml/cid" xmlns:w16="http://schemas.microsoft.com/office/word/2018/wordml" xmlns:w16du="http://schemas.microsoft.com/office/word/2023/wordml/word16du" xmlns:w16sdtdh="http://schemas.microsoft.com/office/word/2020/wordml/sdtdatahash" xmlns:w16se="http://schemas.microsoft.com/office/word/2015/wordml/symex" xmlns:wpg="http://schemas.microsoft.com/office/word/2010/wordprocessingGroup" xmlns:wpi="http://schemas.microsoft.com/office/word/2010/wordprocessingInk" xmlns:wne="http://schemas.microsoft.com/office/word/2006/wordml" xmlns:wps="http://schemas.microsoft.com/office/word/2010/wordprocessingShape" mc:Ignorable="w14 w15 w16se w16cid w16 w16cex w16sdtdh w16du wp14">
+<w:hdr xmlns:wpc="http://schemas.microsoft.com/office/word/2010/wordprocessingCanvas" xmlns:cx="http://schemas.microsoft.com/office/drawing/2014/chartex" xmlns:cx1="http://schemas.microsoft.com/office/drawing/2015/9/8/chartex" xmlns:cx2="http://schemas.microsoft.com/office/drawing/2015/10/21/chartex" xmlns:cx3="http://schemas.microsoft.com/office/drawing/2016/5/9/chartex" xmlns:cx4="http://schemas.microsoft.com/office/drawing/2016/5/10/chartex" xmlns:cx5="http://schemas.microsoft.com/office/drawing/2016/5/11/chartex" xmlns:cx6="http://schemas.microsoft.com/office/drawing/2016/5/12/chartex" xmlns:cx7="http://schemas.microsoft.com/office/drawing/2016/5/13/chartex" xmlns:cx8="http://schemas.microsoft.com/office/drawing/2016/5/14/chartex" xmlns:mc="http://schemas.openxmlformats.org/markup-compatibility/2006" xmlns:aink="http://schemas.microsoft.com/office/drawing/2016/ink" xmlns:am3d="http://schemas.microsoft.com/office/drawing/2017/model3d" xmlns:o="urn:schemas-microsoft-com:office:office" xmlns:oel="http://schemas.microsoft.com/office/2019/extlst" xmlns:r="http://schemas.openxmlformats.org/officeDocument/2006/relationships" xmlns:m="http://schemas.openxmlformats.org/officeDocument/2006/math" xmlns:v="urn:schemas-microsoft-com:vml" xmlns:wp14="http://schemas.microsoft.com/office/word/2010/wordprocessingDrawing" xmlns:wp="http://schemas.openxmlformats.org/drawingml/2006/wordprocessingDrawing" xmlns:w10="urn:schemas-microsoft-com:office:word" xmlns:w="http://schemas.openxmlformats.org/wordprocessingml/2006/main" xmlns:w14="http://schemas.microsoft.com/office/word/2010/wordml" xmlns:w15="http://schemas.microsoft.com/office/word/2012/wordml" xmlns:w16cex="http://schemas.microsoft.com/office/word/2018/wordml/cex" xmlns:w16cid="http://schemas.microsoft.com/office/word/2016/wordml/cid" xmlns:w16="http://schemas.microsoft.com/office/word/2018/wordml" xmlns:w16du="http://schemas.microsoft.com/office/word/2023/wordml/word16du" xmlns:w16sdtdh="http://schemas.microsoft.com/office/word/2020/wordml/sdtdatahash" xmlns:w16sdtfl="http://schemas.microsoft.com/office/word/2024/wordml/sdtformatlock" xmlns:w16se="http://schemas.microsoft.com/office/word/2015/wordml/symex" xmlns:wpg="http://schemas.microsoft.com/office/word/2010/wordprocessingGroup" xmlns:wpi="http://schemas.microsoft.com/office/word/2010/wordprocessingInk" xmlns:wne="http://schemas.microsoft.com/office/word/2006/wordml" xmlns:wps="http://schemas.microsoft.com/office/word/2010/wordprocessingShape" mc:Ignorable="w14 w15 w16se w16cid w16 w16cex w16sdtdh w16sdtfl w16du wp14">
   <w:p>
     <w:pPr>
       <w:pStyle w:val="Header"/>
@@ -3136,7 +3100,7 @@
 </file>
 
 <file path=word/numbering.xml><?xml version="1.0" encoding="utf-8"?>
-<w:numbering xmlns:wpc="http://schemas.microsoft.com/office/word/2010/wordprocessingCanvas" xmlns:cx="http://schemas.microsoft.com/office/drawing/2014/chartex" xmlns:cx1="http://schemas.microsoft.com/office/drawing/2015/9/8/chartex" xmlns:cx2="http://schemas.microsoft.com/office/drawing/2015/10/21/chartex" xmlns:cx3="http://schemas.microsoft.com/office/drawing/2016/5/9/chartex" xmlns:cx4="http://schemas.microsoft.com/office/drawing/2016/5/10/chartex" xmlns:cx5="http://schemas.microsoft.com/office/drawing/2016/5/11/chartex" xmlns:cx6="http://schemas.microsoft.com/office/drawing/2016/5/12/chartex" xmlns:cx7="http://schemas.microsoft.com/office/drawing/2016/5/13/chartex" xmlns:cx8="http://schemas.microsoft.com/office/drawing/2016/5/14/chartex" xmlns:mc="http://schemas.openxmlformats.org/markup-compatibility/2006" xmlns:aink="http://schemas.microsoft.com/office/drawing/2016/ink" xmlns:am3d="http://schemas.microsoft.com/office/drawing/2017/model3d" xmlns:o="urn:schemas-microsoft-com:office:office" xmlns:oel="http://schemas.microsoft.com/office/2019/extlst" xmlns:r="http://schemas.openxmlformats.org/officeDocument/2006/relationships" xmlns:m="http://schemas.openxmlformats.org/officeDocument/2006/math" xmlns:v="urn:schemas-microsoft-com:vml" xmlns:wp14="http://schemas.microsoft.com/office/word/2010/wordprocessingDrawing" xmlns:wp="http://schemas.openxmlformats.org/drawingml/2006/wordprocessingDrawing" xmlns:w10="urn:schemas-microsoft-com:office:word" xmlns:w="http://schemas.openxmlformats.org/wordprocessingml/2006/main" xmlns:w14="http://schemas.microsoft.com/office/word/2010/wordml" xmlns:w15="http://schemas.microsoft.com/office/word/2012/wordml" xmlns:w16cex="http://schemas.microsoft.com/office/word/2018/wordml/cex" xmlns:w16cid="http://schemas.microsoft.com/office/word/2016/wordml/cid" xmlns:w16="http://schemas.microsoft.com/office/word/2018/wordml" xmlns:w16du="http://schemas.microsoft.com/office/word/2023/wordml/word16du" xmlns:w16sdtdh="http://schemas.microsoft.com/office/word/2020/wordml/sdtdatahash" xmlns:w16se="http://schemas.microsoft.com/office/word/2015/wordml/symex" xmlns:wpg="http://schemas.microsoft.com/office/word/2010/wordprocessingGroup" xmlns:wpi="http://schemas.microsoft.com/office/word/2010/wordprocessingInk" xmlns:wne="http://schemas.microsoft.com/office/word/2006/wordml" xmlns:wps="http://schemas.microsoft.com/office/word/2010/wordprocessingShape" mc:Ignorable="w14 w15 w16se w16cid w16 w16cex w16sdtdh w16du wp14">
+<w:numbering xmlns:wpc="http://schemas.microsoft.com/office/word/2010/wordprocessingCanvas" xmlns:cx="http://schemas.microsoft.com/office/drawing/2014/chartex" xmlns:cx1="http://schemas.microsoft.com/office/drawing/2015/9/8/chartex" xmlns:cx2="http://schemas.microsoft.com/office/drawing/2015/10/21/chartex" xmlns:cx3="http://schemas.microsoft.com/office/drawing/2016/5/9/chartex" xmlns:cx4="http://schemas.microsoft.com/office/drawing/2016/5/10/chartex" xmlns:cx5="http://schemas.microsoft.com/office/drawing/2016/5/11/chartex" xmlns:cx6="http://schemas.microsoft.com/office/drawing/2016/5/12/chartex" xmlns:cx7="http://schemas.microsoft.com/office/drawing/2016/5/13/chartex" xmlns:cx8="http://schemas.microsoft.com/office/drawing/2016/5/14/chartex" xmlns:mc="http://schemas.openxmlformats.org/markup-compatibility/2006" xmlns:aink="http://schemas.microsoft.com/office/drawing/2016/ink" xmlns:am3d="http://schemas.microsoft.com/office/drawing/2017/model3d" xmlns:o="urn:schemas-microsoft-com:office:office" xmlns:oel="http://schemas.microsoft.com/office/2019/extlst" xmlns:r="http://schemas.openxmlformats.org/officeDocument/2006/relationships" xmlns:m="http://schemas.openxmlformats.org/officeDocument/2006/math" xmlns:v="urn:schemas-microsoft-com:vml" xmlns:wp14="http://schemas.microsoft.com/office/word/2010/wordprocessingDrawing" xmlns:wp="http://schemas.openxmlformats.org/drawingml/2006/wordprocessingDrawing" xmlns:w10="urn:schemas-microsoft-com:office:word" xmlns:w="http://schemas.openxmlformats.org/wordprocessingml/2006/main" xmlns:w14="http://schemas.microsoft.com/office/word/2010/wordml" xmlns:w15="http://schemas.microsoft.com/office/word/2012/wordml" xmlns:w16cex="http://schemas.microsoft.com/office/word/2018/wordml/cex" xmlns:w16cid="http://schemas.microsoft.com/office/word/2016/wordml/cid" xmlns:w16="http://schemas.microsoft.com/office/word/2018/wordml" xmlns:w16du="http://schemas.microsoft.com/office/word/2023/wordml/word16du" xmlns:w16sdtdh="http://schemas.microsoft.com/office/word/2020/wordml/sdtdatahash" xmlns:w16sdtfl="http://schemas.microsoft.com/office/word/2024/wordml/sdtformatlock" xmlns:w16se="http://schemas.microsoft.com/office/word/2015/wordml/symex" xmlns:wpg="http://schemas.microsoft.com/office/word/2010/wordprocessingGroup" xmlns:wpi="http://schemas.microsoft.com/office/word/2010/wordprocessingInk" xmlns:wne="http://schemas.microsoft.com/office/word/2006/wordml" xmlns:wps="http://schemas.microsoft.com/office/word/2010/wordprocessingShape" mc:Ignorable="w14 w15 w16se w16cid w16 w16cex w16sdtdh w16sdtfl w16du wp14">
   <w:abstractNum w:abstractNumId="0" w15:restartNumberingAfterBreak="0">
     <w:nsid w:val="337E3433"/>
     <w:multiLevelType w:val="hybridMultilevel"/>
@@ -3549,7 +3513,7 @@
 </file>
 
 <file path=word/styles.xml><?xml version="1.0" encoding="utf-8"?>
-<w:styles xmlns:mc="http://schemas.openxmlformats.org/markup-compatibility/2006" xmlns:r="http://schemas.openxmlformats.org/officeDocument/2006/relationships" xmlns:w="http://schemas.openxmlformats.org/wordprocessingml/2006/main" xmlns:w14="http://schemas.microsoft.com/office/word/2010/wordml" xmlns:w15="http://schemas.microsoft.com/office/word/2012/wordml" xmlns:w16cex="http://schemas.microsoft.com/office/word/2018/wordml/cex" xmlns:w16cid="http://schemas.microsoft.com/office/word/2016/wordml/cid" xmlns:w16="http://schemas.microsoft.com/office/word/2018/wordml" xmlns:w16du="http://schemas.microsoft.com/office/word/2023/wordml/word16du" xmlns:w16sdtdh="http://schemas.microsoft.com/office/word/2020/wordml/sdtdatahash" xmlns:w16se="http://schemas.microsoft.com/office/word/2015/wordml/symex" mc:Ignorable="w14 w15 w16se w16cid w16 w16cex w16sdtdh w16du">
+<w:styles xmlns:mc="http://schemas.openxmlformats.org/markup-compatibility/2006" xmlns:r="http://schemas.openxmlformats.org/officeDocument/2006/relationships" xmlns:w="http://schemas.openxmlformats.org/wordprocessingml/2006/main" xmlns:w14="http://schemas.microsoft.com/office/word/2010/wordml" xmlns:w15="http://schemas.microsoft.com/office/word/2012/wordml" xmlns:w16cex="http://schemas.microsoft.com/office/word/2018/wordml/cex" xmlns:w16cid="http://schemas.microsoft.com/office/word/2016/wordml/cid" xmlns:w16="http://schemas.microsoft.com/office/word/2018/wordml" xmlns:w16du="http://schemas.microsoft.com/office/word/2023/wordml/word16du" xmlns:w16sdtdh="http://schemas.microsoft.com/office/word/2020/wordml/sdtdatahash" xmlns:w16sdtfl="http://schemas.microsoft.com/office/word/2024/wordml/sdtformatlock" xmlns:w16se="http://schemas.microsoft.com/office/word/2015/wordml/symex" mc:Ignorable="w14 w15 w16se w16cid w16 w16cex w16sdtdh w16sdtfl w16du">
   <w:docDefaults>
     <w:rPrDefault>
       <w:rPr>
@@ -3975,6 +3939,7 @@
   <w:style w:type="character" w:default="1" w:styleId="DefaultParagraphFont">
     <w:name w:val="Default Paragraph Font"/>
     <w:uiPriority w:val="1"/>
+    <w:semiHidden/>
     <w:unhideWhenUsed/>
   </w:style>
   <w:style w:type="table" w:default="1" w:styleId="TableNormal">

--- a/02. Hồ sơ khoa học đề cương - MẪU/Phiếu chấm điểm HĐ đề cương.docx
+++ b/02. Hồ sơ khoa học đề cương - MẪU/Phiếu chấm điểm HĐ đề cương.docx
@@ -61,7 +61,7 @@
                 <w:b/>
                 <w:bCs/>
               </w:rPr>
-              <w:t>VIỆN Y HỌC ỨNG DỤNG VIỆT NAM</w:t>
+              <w:t>{{DON_VI_CHU_TRI}}</w:t>
             </w:r>
           </w:p>
           <w:p>
@@ -681,7 +681,42 @@
           <w:szCs w:val="28"/>
           <w:lang w:val="fr-FR"/>
         </w:rPr>
-        <w:t>2. Chủ nhiệm Đề tài: {{CHU_NHIEM_HO_TEN}}</w:t>
+        <w:t xml:space="preserve">2. </w:t>
+      </w:r>
+      <w:r>
+        <w:rPr>
+          <w:b/>
+          <w:sz w:val="28"/>
+          <w:szCs w:val="28"/>
+          <w:lang w:val="fr-FR"/>
+        </w:rPr>
+        <w:t>Chủ nhiệm</w:t>
+      </w:r>
+      <w:r>
+        <w:rPr>
+          <w:b/>
+          <w:sz w:val="28"/>
+          <w:szCs w:val="28"/>
+          <w:lang w:val="fr-FR"/>
+        </w:rPr>
+        <w:t xml:space="preserve"> Đề tài</w:t>
+      </w:r>
+      <w:r>
+        <w:rPr>
+          <w:b/>
+          <w:sz w:val="28"/>
+          <w:szCs w:val="28"/>
+          <w:lang w:val="fr-FR"/>
+        </w:rPr>
+        <w:t xml:space="preserve">: </w:t>
+      </w:r>
+      <w:r>
+        <w:rPr>
+          <w:sz w:val="28"/>
+          <w:szCs w:val="28"/>
+          <w:lang w:val="nl-NL"/>
+        </w:rPr>
+        <w:t>{{CHU_NHIEM_HO_TEN}}</w:t>
       </w:r>
     </w:p>
     <w:p>
@@ -701,7 +736,32 @@
           <w:szCs w:val="28"/>
           <w:lang w:val="fr-FR"/>
         </w:rPr>
-        <w:t>3. Đơn vị chủ trì đề tài:  {{DON_VI_CHU_TRI}}</w:t>
+        <w:t>3. Đơn vị chủ trì đề tài</w:t>
+      </w:r>
+      <w:r>
+        <w:rPr>
+          <w:b/>
+          <w:sz w:val="28"/>
+          <w:szCs w:val="28"/>
+          <w:lang w:val="fr-FR"/>
+        </w:rPr>
+        <w:t xml:space="preserve">: </w:t>
+      </w:r>
+      <w:r>
+        <w:rPr>
+          <w:sz w:val="28"/>
+          <w:szCs w:val="28"/>
+          <w:lang w:val="fr-FR"/>
+        </w:rPr>
+        <w:t xml:space="preserve"> </w:t>
+      </w:r>
+      <w:r>
+        <w:rPr>
+          <w:sz w:val="28"/>
+          <w:szCs w:val="28"/>
+          <w:lang w:val="fr-FR"/>
+        </w:rPr>
+        <w:t>{{DON_VI_CHU_TRI}}</w:t>
       </w:r>
     </w:p>
     <w:p>

--- a/02. Hồ sơ khoa học đề cương - MẪU/Phiếu chấm điểm HĐ đề cương.docx
+++ b/02. Hồ sơ khoa học đề cương - MẪU/Phiếu chấm điểm HĐ đề cương.docx
@@ -61,7 +61,7 @@
                 <w:b/>
                 <w:bCs/>
               </w:rPr>
-              <w:t>{{DON_VI_CHU_TRI}}</w:t>
+              <w:t>VIỆN Y HỌC ỨNG DỤNG VIỆT NAM</w:t>
             </w:r>
           </w:p>
           <w:p>
@@ -736,32 +736,7 @@
           <w:szCs w:val="28"/>
           <w:lang w:val="fr-FR"/>
         </w:rPr>
-        <w:t>3. Đơn vị chủ trì đề tài</w:t>
-      </w:r>
-      <w:r>
-        <w:rPr>
-          <w:b/>
-          <w:sz w:val="28"/>
-          <w:szCs w:val="28"/>
-          <w:lang w:val="fr-FR"/>
-        </w:rPr>
-        <w:t xml:space="preserve">: </w:t>
-      </w:r>
-      <w:r>
-        <w:rPr>
-          <w:sz w:val="28"/>
-          <w:szCs w:val="28"/>
-          <w:lang w:val="fr-FR"/>
-        </w:rPr>
-        <w:t xml:space="preserve"> </w:t>
-      </w:r>
-      <w:r>
-        <w:rPr>
-          <w:sz w:val="28"/>
-          <w:szCs w:val="28"/>
-          <w:lang w:val="fr-FR"/>
-        </w:rPr>
-        <w:t>{{DON_VI_CHU_TRI}}</w:t>
+        <w:t>3. Đơn vị chủ trì đề tài:  {{DON_VI_CHU_TRI}}</w:t>
       </w:r>
     </w:p>
     <w:p>
